--- a/t22_s3.docx
+++ b/t22_s3.docx
@@ -3,2168 +3,998 @@
 <w:document xmlns:wpc="http://schemas.microsoft.com/office/word/2010/wordprocessingCanvas" xmlns:mo="http://schemas.microsoft.com/office/mac/office/2008/main" xmlns:mc="http://schemas.openxmlformats.org/markup-compatibility/2006" xmlns:mv="urn:schemas-microsoft-com:mac:vml" xmlns:o="urn:schemas-microsoft-com:office:office" xmlns:r="http://schemas.openxmlformats.org/officeDocument/2006/relationships" xmlns:m="http://schemas.openxmlformats.org/officeDocument/2006/math" xmlns:v="urn:schemas-microsoft-com:vml" xmlns:wp14="http://schemas.microsoft.com/office/word/2010/wordprocessingDrawing" xmlns:wp="http://schemas.openxmlformats.org/drawingml/2006/wordprocessingDrawing" xmlns:w10="urn:schemas-microsoft-com:office:word" xmlns:w="http://schemas.openxmlformats.org/wordprocessingml/2006/main" xmlns:w14="http://schemas.microsoft.com/office/word/2010/wordml" xmlns:wpg="http://schemas.microsoft.com/office/word/2010/wordprocessingGroup" xmlns:wpi="http://schemas.microsoft.com/office/word/2010/wordprocessingInk" xmlns:wne="http://schemas.microsoft.com/office/word/2006/wordml" xmlns:wps="http://schemas.microsoft.com/office/word/2010/wordprocessingShape" mc:Ignorable="w14 wp14">
   <w:body>
     <w:p>
-      <w:pPr>
-        <w:spacing w:after="20" w:before="120"/>
-      </w:pPr>
       <w:r>
-        <w:rPr>
-          <w:b/>
-          <w:sz w:val="22"/>
-        </w:rPr>
-        <w:t>Question: In order to avoid the injury to sciatica nerve during intra-muscular administration which site is to be avoided</w:t>
+        <w:t xml:space="preserve">Question: A patient with a severe head injury is being monitored for seizures. The nurse should:</w:t>
       </w:r>
     </w:p>
     <w:p>
-      <w:pPr>
-        <w:spacing w:after="0" w:before="0"/>
-      </w:pPr>
       <w:r>
-        <w:rPr>
-          <w:b w:val="0"/>
-          <w:sz w:val="22"/>
-        </w:rPr>
-        <w:t>(a) Dorsogluteal muscle</w:t>
+        <w:t xml:space="preserve">(a) Observe for seizure activity, pad the rails, and keep the bed low</w:t>
       </w:r>
     </w:p>
     <w:p>
-      <w:pPr>
-        <w:spacing w:after="0" w:before="0"/>
-      </w:pPr>
       <w:r>
-        <w:rPr>
-          <w:b w:val="0"/>
-          <w:sz w:val="22"/>
-        </w:rPr>
-        <w:t>(b) Ventraogluteal muscle</w:t>
+        <w:t xml:space="preserve">(b) Remove all padding</w:t>
       </w:r>
     </w:p>
     <w:p>
-      <w:pPr>
-        <w:spacing w:after="0" w:before="0"/>
-      </w:pPr>
       <w:r>
-        <w:rPr>
-          <w:b w:val="0"/>
-          <w:sz w:val="22"/>
-        </w:rPr>
-        <w:t>(c) Vastus lateralis</w:t>
+        <w:t xml:space="preserve">(c) Leave the patient unattended</w:t>
       </w:r>
     </w:p>
     <w:p>
-      <w:pPr>
-        <w:spacing w:after="0" w:before="0"/>
-      </w:pPr>
       <w:r>
-        <w:rPr>
-          <w:b w:val="0"/>
-          <w:sz w:val="22"/>
-        </w:rPr>
-        <w:t>(d) Musculus deltoideus</w:t>
+        <w:t xml:space="preserve">(d) Place objects in the mouth</w:t>
       </w:r>
     </w:p>
     <w:p>
-      <w:pPr>
-        <w:spacing w:after="0" w:before="40"/>
-      </w:pPr>
       <w:r>
-        <w:rPr>
-          <w:b/>
-          <w:sz w:val="22"/>
-        </w:rPr>
-        <w:t>Answer: a</w:t>
+        <w:t xml:space="preserve">Answer: a</w:t>
       </w:r>
     </w:p>
     <w:p>
-      <w:pPr>
-        <w:spacing w:after="0" w:before="0"/>
-      </w:pPr>
       <w:r>
-        <w:rPr>
-          <w:b w:val="0"/>
-          <w:sz w:val="21"/>
-        </w:rPr>
-        <w:t>Solution: The dorsogluteal site is avoided for IM injection to prevent injury to the sciatic nerve; the ventrogluteal site is safest.</w:t>
+        <w:t xml:space="preserve">Solution: Seizure precautions — padded rails, low bed, observation, and prompt documentation. Nothing is placed in the mouth during a seizure.</w:t>
       </w:r>
     </w:p>
     <w:p>
-      <w:pPr>
-        <w:spacing w:after="0" w:before="0"/>
-      </w:pPr>
       <w:r>
-        <w:rPr>
-          <w:b w:val="0"/>
-          <w:sz w:val="20"/>
-        </w:rPr>
-        <w:t>Positive Marks: 1</w:t>
+        <w:t xml:space="preserve">Positive Marks: 1</w:t>
       </w:r>
     </w:p>
     <w:p>
-      <w:pPr>
-        <w:spacing w:after="160" w:before="0"/>
-      </w:pPr>
       <w:r>
-        <w:rPr>
-          <w:b w:val="0"/>
-          <w:sz w:val="20"/>
-        </w:rPr>
-        <w:t>Negative Marks: 0.25</w:t>
+        <w:t xml:space="preserve">Negative Marks: 0.25</w:t>
       </w:r>
     </w:p>
     <w:p>
-      <w:pPr>
-        <w:spacing w:after="20" w:before="120"/>
-      </w:pPr>
       <w:r>
-        <w:rPr>
-          <w:b/>
-          <w:sz w:val="22"/>
-        </w:rPr>
-        <w:t>Question: What is the dose of iron-folic acid (IFA) prescribed for pregnant women in the Anaemia Mukht Bharat campaign?</w:t>
+        <w:t xml:space="preserve"/>
       </w:r>
     </w:p>
     <w:p>
-      <w:pPr>
-        <w:spacing w:after="0" w:before="0"/>
-      </w:pPr>
       <w:r>
-        <w:rPr>
-          <w:b w:val="0"/>
-          <w:sz w:val="22"/>
-        </w:rPr>
-        <w:t>(a) 20 mg 150 mg</w:t>
+        <w:t xml:space="preserve">Question: The nurse is preparing a patient for a cardiac stress test. The nurse should:</w:t>
       </w:r>
     </w:p>
     <w:p>
-      <w:pPr>
-        <w:spacing w:after="0" w:before="0"/>
-      </w:pPr>
       <w:r>
-        <w:rPr>
-          <w:b w:val="0"/>
-          <w:sz w:val="22"/>
-        </w:rPr>
-        <w:t>(b) 60 mg 500 mcg</w:t>
+        <w:t xml:space="preserve">(a) Explain the procedure, avoid caffeine, and monitor for chest pain/ECG changes</w:t>
       </w:r>
     </w:p>
     <w:p>
-      <w:pPr>
-        <w:spacing w:after="0" w:before="0"/>
-      </w:pPr>
       <w:r>
-        <w:rPr>
-          <w:b w:val="0"/>
-          <w:sz w:val="22"/>
-        </w:rPr>
-        <w:t>(c) 30 mg 200 mg</w:t>
+        <w:t xml:space="preserve">(b) Give caffeine</w:t>
       </w:r>
     </w:p>
     <w:p>
-      <w:pPr>
-        <w:spacing w:after="0" w:before="0"/>
-      </w:pPr>
       <w:r>
-        <w:rPr>
-          <w:b w:val="0"/>
-          <w:sz w:val="22"/>
-        </w:rPr>
-        <w:t>(d) 100 mg 250 mg</w:t>
+        <w:t xml:space="preserve">(c) Skip monitoring</w:t>
       </w:r>
     </w:p>
     <w:p>
-      <w:pPr>
-        <w:spacing w:after="0" w:before="40"/>
-      </w:pPr>
       <w:r>
-        <w:rPr>
-          <w:b/>
-          <w:sz w:val="22"/>
-        </w:rPr>
-        <w:t>Answer: b</w:t>
+        <w:t xml:space="preserve">(d) Restrict all fluids</w:t>
       </w:r>
     </w:p>
     <w:p>
-      <w:pPr>
-        <w:spacing w:after="0" w:before="0"/>
-      </w:pPr>
       <w:r>
-        <w:rPr>
-          <w:b w:val="0"/>
-          <w:sz w:val="21"/>
-        </w:rPr>
-        <w:t>Solution: In the Anaemia Mukht Bharat campaign, the recommended dose of iron-folic acid (IFA) prescribed for pregnant women is 60 mg of elemental iron and 500 mcg of folic acid (option d). Anaemia is a common health issue during pregnancy, and IFA supplementation is an essential intervention to prevent and treat iron deficiency anaemia. The Anaemia Mukht Bharat campaign is a national program in India aimed at combating anaemia among pregnant women. The recommended IFA dose provided through this program ensures adequate iron and folic acid intake, promoting healthy pregnancies and reducing the prevalence of anaemia.</w:t>
+        <w:t xml:space="preserve">Answer: a</w:t>
       </w:r>
     </w:p>
     <w:p>
-      <w:pPr>
-        <w:spacing w:after="0" w:before="0"/>
-      </w:pPr>
       <w:r>
-        <w:rPr>
-          <w:b w:val="0"/>
-          <w:sz w:val="20"/>
-        </w:rPr>
-        <w:t>Positive Marks: 1</w:t>
+        <w:t xml:space="preserve">Solution: Cardiac stress testing — the patient avoids caffeine and strenuous activity beforehand; the nurse monitors ECG, BP, and symptoms (chest pain, dyspnea) during exercise, stopping if abnormal.</w:t>
       </w:r>
     </w:p>
     <w:p>
-      <w:pPr>
-        <w:spacing w:after="160" w:before="0"/>
-      </w:pPr>
       <w:r>
-        <w:rPr>
-          <w:b w:val="0"/>
-          <w:sz w:val="20"/>
-        </w:rPr>
-        <w:t>Negative Marks: 0.25</w:t>
+        <w:t xml:space="preserve">Positive Marks: 1</w:t>
       </w:r>
     </w:p>
     <w:p>
-      <w:pPr>
-        <w:spacing w:after="20" w:before="120"/>
-      </w:pPr>
       <w:r>
-        <w:rPr>
-          <w:b/>
-          <w:sz w:val="22"/>
-        </w:rPr>
-        <w:t>Question: The nurse notes that a client's abdominal wound has dehisced and bowel is protruding. What should the nurse do FIRST?</w:t>
+        <w:t xml:space="preserve">Negative Marks: 0.25</w:t>
       </w:r>
     </w:p>
     <w:p>
-      <w:pPr>
-        <w:spacing w:after="0" w:before="0"/>
-      </w:pPr>
       <w:r>
-        <w:rPr>
-          <w:b w:val="0"/>
-          <w:sz w:val="22"/>
-        </w:rPr>
-        <w:t>(a) Place the client flat and wait for the surgeon</w:t>
+        <w:t xml:space="preserve"/>
       </w:r>
     </w:p>
     <w:p>
-      <w:pPr>
-        <w:spacing w:after="0" w:before="0"/>
-      </w:pPr>
       <w:r>
-        <w:rPr>
-          <w:b w:val="0"/>
-          <w:sz w:val="22"/>
-        </w:rPr>
-        <w:t>(b) Apply a dry sterile dressing</w:t>
+        <w:t xml:space="preserve">Question: A patient at 28 weeks of gestation with Rh-negative blood is prescribed anti-D immunoglobulin. The nurse should explain that anti-D is given to:</w:t>
       </w:r>
     </w:p>
     <w:p>
-      <w:pPr>
-        <w:spacing w:after="0" w:before="0"/>
-      </w:pPr>
       <w:r>
-        <w:rPr>
-          <w:b w:val="0"/>
-          <w:sz w:val="22"/>
-        </w:rPr>
-        <w:t>(c) Gently push the bowel back into the abdomen</w:t>
+        <w:t xml:space="preserve">(a) Prevent Rh sensitization and hemolytic disease of the newborn</w:t>
       </w:r>
     </w:p>
     <w:p>
-      <w:pPr>
-        <w:spacing w:after="0" w:before="0"/>
-      </w:pPr>
       <w:r>
-        <w:rPr>
-          <w:b w:val="0"/>
-          <w:sz w:val="22"/>
-        </w:rPr>
-        <w:t>(d) Cover the wound with sterile saline-soaked dressings</w:t>
+        <w:t xml:space="preserve">(b) Treat anemia</w:t>
       </w:r>
     </w:p>
     <w:p>
-      <w:pPr>
-        <w:spacing w:after="0" w:before="40"/>
-      </w:pPr>
       <w:r>
-        <w:rPr>
-          <w:b/>
-          <w:sz w:val="22"/>
-        </w:rPr>
-        <w:t>Answer: d</w:t>
+        <w:t xml:space="preserve">(c) Prevent infection</w:t>
       </w:r>
     </w:p>
     <w:p>
-      <w:pPr>
-        <w:spacing w:after="0" w:before="0"/>
-      </w:pPr>
       <w:r>
-        <w:rPr>
-          <w:b w:val="0"/>
-          <w:sz w:val="21"/>
-        </w:rPr>
-        <w:t>Solution: Eviscerated bowel must be kept moist with sterile saline-soaked gauze to prevent drying and necrosis; it is never pushed back, and the surgeon is notified immediately.</w:t>
+        <w:t xml:space="preserve">(d) Increase milk supply</w:t>
       </w:r>
     </w:p>
     <w:p>
-      <w:pPr>
-        <w:spacing w:after="0" w:before="0"/>
-      </w:pPr>
       <w:r>
-        <w:rPr>
-          <w:b w:val="0"/>
-          <w:sz w:val="20"/>
-        </w:rPr>
-        <w:t>Positive Marks: 1</w:t>
+        <w:t xml:space="preserve">Answer: a</w:t>
       </w:r>
     </w:p>
     <w:p>
-      <w:pPr>
-        <w:spacing w:after="160" w:before="0"/>
-      </w:pPr>
       <w:r>
-        <w:rPr>
-          <w:b w:val="0"/>
-          <w:sz w:val="20"/>
-        </w:rPr>
-        <w:t>Negative Marks: 0.25</w:t>
+        <w:t xml:space="preserve">Solution: Anti-D (RhoGAM) prevents Rh-negative mothers from forming antibodies against Rh-positive fetal blood — protecting future pregnancies from hemolytic disease.</w:t>
       </w:r>
     </w:p>
     <w:p>
-      <w:pPr>
-        <w:spacing w:after="20" w:before="120"/>
-      </w:pPr>
       <w:r>
-        <w:rPr>
-          <w:b/>
-          <w:sz w:val="22"/>
-        </w:rPr>
-        <w:t>Question: Which of the following medication is administered sublingually for managing angina pectoris</w:t>
+        <w:t xml:space="preserve">Positive Marks: 1</w:t>
       </w:r>
     </w:p>
     <w:p>
-      <w:pPr>
-        <w:spacing w:after="0" w:before="0"/>
-      </w:pPr>
       <w:r>
-        <w:rPr>
-          <w:b w:val="0"/>
-          <w:sz w:val="22"/>
-        </w:rPr>
-        <w:t>(a) Nitroglycerine</w:t>
+        <w:t xml:space="preserve">Negative Marks: 0.25</w:t>
       </w:r>
     </w:p>
     <w:p>
-      <w:pPr>
-        <w:spacing w:after="0" w:before="0"/>
-      </w:pPr>
       <w:r>
-        <w:rPr>
-          <w:b w:val="0"/>
-          <w:sz w:val="22"/>
-        </w:rPr>
-        <w:t>(b) Betalol</w:t>
+        <w:t xml:space="preserve"/>
       </w:r>
     </w:p>
     <w:p>
-      <w:pPr>
-        <w:spacing w:after="0" w:before="0"/>
-      </w:pPr>
       <w:r>
-        <w:rPr>
-          <w:b w:val="0"/>
-          <w:sz w:val="22"/>
-        </w:rPr>
-        <w:t>(c) Warfarin</w:t>
+        <w:t xml:space="preserve">Question: A 6-month-old infant with severe dehydration is receiving IV fluids. The nurse should monitor for:</w:t>
       </w:r>
     </w:p>
     <w:p>
-      <w:pPr>
-        <w:spacing w:after="0" w:before="0"/>
-      </w:pPr>
       <w:r>
-        <w:rPr>
-          <w:b w:val="0"/>
-          <w:sz w:val="22"/>
-        </w:rPr>
-        <w:t>(d) Aspirin</w:t>
+        <w:t xml:space="preserve">(a) Fluid overload and electrolyte imbalance</w:t>
       </w:r>
     </w:p>
     <w:p>
-      <w:pPr>
-        <w:spacing w:after="0" w:before="40"/>
-      </w:pPr>
       <w:r>
-        <w:rPr>
-          <w:b/>
-          <w:sz w:val="22"/>
-        </w:rPr>
-        <w:t>Answer: a</w:t>
+        <w:t xml:space="preserve">(b) Hypoglycemia only</w:t>
       </w:r>
     </w:p>
     <w:p>
-      <w:pPr>
-        <w:spacing w:after="0" w:before="0"/>
-      </w:pPr>
       <w:r>
-        <w:rPr>
-          <w:b w:val="0"/>
-          <w:sz w:val="21"/>
-        </w:rPr>
-        <w:t>Solution: Nitroglycerine is administered sublingually for the immediate relief of anginal pain.</w:t>
+        <w:t xml:space="preserve">(c) Constipation</w:t>
       </w:r>
     </w:p>
     <w:p>
-      <w:pPr>
-        <w:spacing w:after="0" w:before="0"/>
-      </w:pPr>
       <w:r>
-        <w:rPr>
-          <w:b w:val="0"/>
-          <w:sz w:val="20"/>
-        </w:rPr>
-        <w:t>Positive Marks: 1</w:t>
+        <w:t xml:space="preserve">(d) Hyperthyroidism</w:t>
       </w:r>
     </w:p>
     <w:p>
-      <w:pPr>
-        <w:spacing w:after="160" w:before="0"/>
-      </w:pPr>
       <w:r>
-        <w:rPr>
-          <w:b w:val="0"/>
-          <w:sz w:val="20"/>
-        </w:rPr>
-        <w:t>Negative Marks: 0.25</w:t>
+        <w:t xml:space="preserve">Answer: a</w:t>
       </w:r>
     </w:p>
     <w:p>
-      <w:pPr>
-        <w:spacing w:after="20" w:before="120"/>
-      </w:pPr>
       <w:r>
-        <w:rPr>
-          <w:b/>
-          <w:sz w:val="22"/>
-        </w:rPr>
-        <w:t>Question: Which communication technique is most therapeutic for a withdrawn, depressed client?</w:t>
+        <w:t xml:space="preserve">Solution: IV rehydration in infants — the nurse monitors the rate, I/O, weight, and electrolytes, watching for fluid overload (edema, tachypnea) and electrolyte disturbances.</w:t>
       </w:r>
     </w:p>
     <w:p>
-      <w:pPr>
-        <w:spacing w:after="0" w:before="0"/>
-      </w:pPr>
       <w:r>
-        <w:rPr>
-          <w:b w:val="0"/>
-          <w:sz w:val="22"/>
-        </w:rPr>
-        <w:t>(a) 'Why do you feel this way?'</w:t>
+        <w:t xml:space="preserve">Positive Marks: 1</w:t>
       </w:r>
     </w:p>
     <w:p>
-      <w:pPr>
-        <w:spacing w:after="0" w:before="0"/>
-      </w:pPr>
       <w:r>
-        <w:rPr>
-          <w:b w:val="0"/>
-          <w:sz w:val="22"/>
-        </w:rPr>
-        <w:t>(b) 'You should not feel so sad.'</w:t>
+        <w:t xml:space="preserve">Negative Marks: 0.25</w:t>
       </w:r>
     </w:p>
     <w:p>
-      <w:pPr>
-        <w:spacing w:after="0" w:before="0"/>
-      </w:pPr>
       <w:r>
-        <w:rPr>
-          <w:b w:val="0"/>
-          <w:sz w:val="22"/>
-        </w:rPr>
-        <w:t>(c) 'Tell me more about how you are feeling.'</w:t>
+        <w:t xml:space="preserve"/>
       </w:r>
     </w:p>
     <w:p>
-      <w:pPr>
-        <w:spacing w:after="0" w:before="0"/>
-      </w:pPr>
       <w:r>
-        <w:rPr>
-          <w:b w:val="0"/>
-          <w:sz w:val="22"/>
-        </w:rPr>
-        <w:t>(d) 'Everyone feels sad sometimes.'</w:t>
+        <w:t xml:space="preserve">Question: A patient with obsessive-compulsive disorder is being treated with exposure and response prevention. The nurse should explain that ERP:</w:t>
       </w:r>
     </w:p>
     <w:p>
-      <w:pPr>
-        <w:spacing w:after="0" w:before="40"/>
-      </w:pPr>
       <w:r>
-        <w:rPr>
-          <w:b/>
-          <w:sz w:val="22"/>
-        </w:rPr>
-        <w:t>Answer: c</w:t>
+        <w:t xml:space="preserve">(a) Gradually exposes the patient to triggers while preventing the ritual</w:t>
       </w:r>
     </w:p>
     <w:p>
-      <w:pPr>
-        <w:spacing w:after="0" w:before="0"/>
-      </w:pPr>
       <w:r>
-        <w:rPr>
-          <w:b w:val="0"/>
-          <w:sz w:val="21"/>
-        </w:rPr>
-        <w:t>Solution: Open-ended, accepting statements ('Tell me more…') encourage expression; the other responses judge, belittle or close off communication.</w:t>
+        <w:t xml:space="preserve">(b) Avoids all triggers</w:t>
       </w:r>
     </w:p>
     <w:p>
-      <w:pPr>
-        <w:spacing w:after="0" w:before="0"/>
-      </w:pPr>
       <w:r>
-        <w:rPr>
-          <w:b w:val="0"/>
-          <w:sz w:val="20"/>
-        </w:rPr>
-        <w:t>Positive Marks: 1</w:t>
+        <w:t xml:space="preserve">(c) Is a medication-only treatment</w:t>
       </w:r>
     </w:p>
     <w:p>
-      <w:pPr>
-        <w:spacing w:after="160" w:before="0"/>
-      </w:pPr>
       <w:r>
-        <w:rPr>
-          <w:b w:val="0"/>
-          <w:sz w:val="20"/>
-        </w:rPr>
-        <w:t>Negative Marks: 0.25</w:t>
+        <w:t xml:space="preserve">(d) Punishes rituals</w:t>
       </w:r>
     </w:p>
     <w:p>
-      <w:pPr>
-        <w:spacing w:after="20" w:before="120"/>
-      </w:pPr>
       <w:r>
-        <w:rPr>
-          <w:b/>
-          <w:sz w:val="22"/>
-        </w:rPr>
-        <w:t>Question: Intermittent positive pressure breathing is contraindicated in:</w:t>
+        <w:t xml:space="preserve">Answer: a</w:t>
       </w:r>
     </w:p>
     <w:p>
-      <w:pPr>
-        <w:spacing w:after="0" w:before="0"/>
-      </w:pPr>
       <w:r>
-        <w:rPr>
-          <w:b w:val="0"/>
-          <w:sz w:val="22"/>
-        </w:rPr>
-        <w:t>(a) Pulmonary edema</w:t>
+        <w:t xml:space="preserve">Solution: ERP — the gold-standard behavioral therapy for OCD — exposes the patient to anxiety-provoking triggers while preventing the compulsive response, breaking the obsession-ritual cycle.</w:t>
       </w:r>
     </w:p>
     <w:p>
-      <w:pPr>
-        <w:spacing w:after="0" w:before="0"/>
-      </w:pPr>
       <w:r>
-        <w:rPr>
-          <w:b w:val="0"/>
-          <w:sz w:val="22"/>
-        </w:rPr>
-        <w:t>(b) Asthma</w:t>
+        <w:t xml:space="preserve">Positive Marks: 1</w:t>
       </w:r>
     </w:p>
     <w:p>
-      <w:pPr>
-        <w:spacing w:after="0" w:before="0"/>
-      </w:pPr>
       <w:r>
-        <w:rPr>
-          <w:b w:val="0"/>
-          <w:sz w:val="22"/>
-        </w:rPr>
-        <w:t>(c) Comatose patient</w:t>
+        <w:t xml:space="preserve">Negative Marks: 0.25</w:t>
       </w:r>
     </w:p>
     <w:p>
-      <w:pPr>
-        <w:spacing w:after="0" w:before="0"/>
-      </w:pPr>
       <w:r>
-        <w:rPr>
-          <w:b w:val="0"/>
-          <w:sz w:val="22"/>
-        </w:rPr>
-        <w:t>(d) Tracheoesophageal fistula</w:t>
+        <w:t xml:space="preserve"/>
       </w:r>
     </w:p>
     <w:p>
-      <w:pPr>
-        <w:spacing w:after="0" w:before="40"/>
-      </w:pPr>
       <w:r>
-        <w:rPr>
-          <w:b/>
-          <w:sz w:val="22"/>
-        </w:rPr>
-        <w:t>Answer: d</w:t>
+        <w:t xml:space="preserve">Question: The "Pradhan Mantri Bhartiya Janaushadhi Kendra" helps patients save on:</w:t>
       </w:r>
     </w:p>
     <w:p>
-      <w:pPr>
-        <w:spacing w:after="0" w:before="0"/>
-      </w:pPr>
       <w:r>
-        <w:rPr>
-          <w:b w:val="0"/>
-          <w:sz w:val="21"/>
-        </w:rPr>
-        <w:t>Solution: IPPB is contraindicated in tracheo-oesophageal fistula (air leaks through the fistula instead of ventilating the lungs).</w:t>
+        <w:t xml:space="preserve">(a) Medicine costs</w:t>
       </w:r>
     </w:p>
     <w:p>
-      <w:pPr>
-        <w:spacing w:after="0" w:before="0"/>
-      </w:pPr>
       <w:r>
-        <w:rPr>
-          <w:b w:val="0"/>
-          <w:sz w:val="20"/>
-        </w:rPr>
-        <w:t>Positive Marks: 1</w:t>
+        <w:t xml:space="preserve">(b) Travel costs</w:t>
       </w:r>
     </w:p>
     <w:p>
-      <w:pPr>
-        <w:spacing w:after="160" w:before="0"/>
-      </w:pPr>
       <w:r>
-        <w:rPr>
-          <w:b w:val="0"/>
-          <w:sz w:val="20"/>
-        </w:rPr>
-        <w:t>Negative Marks: 0.25</w:t>
+        <w:t xml:space="preserve">(c) Food costs</w:t>
       </w:r>
     </w:p>
     <w:p>
-      <w:pPr>
-        <w:spacing w:after="20" w:before="120"/>
-      </w:pPr>
       <w:r>
-        <w:rPr>
-          <w:b/>
-          <w:sz w:val="22"/>
-        </w:rPr>
-        <w:t>Question: A child comes to the emergency department with frequent loose motions for one day, normal vital signs and no dehydration (skin pinch returns within 2 seconds). What is the priority nursing action?</w:t>
+        <w:t xml:space="preserve">(d) Rent</w:t>
       </w:r>
     </w:p>
     <w:p>
-      <w:pPr>
-        <w:spacing w:after="0" w:before="0"/>
-      </w:pPr>
       <w:r>
-        <w:rPr>
-          <w:b w:val="0"/>
-          <w:sz w:val="22"/>
-        </w:rPr>
-        <w:t>(a) IV fluids</w:t>
+        <w:t xml:space="preserve">Answer: a</w:t>
       </w:r>
     </w:p>
     <w:p>
-      <w:pPr>
-        <w:spacing w:after="0" w:before="0"/>
-      </w:pPr>
       <w:r>
-        <w:rPr>
-          <w:b w:val="0"/>
-          <w:sz w:val="22"/>
-        </w:rPr>
-        <w:t>(b) ORS and zinc supplementation</w:t>
+        <w:t xml:space="preserve">Solution: Jan Aushadhi Kendras reduce medicine costs by 50–90% — significant savings on essential medicines.</w:t>
       </w:r>
     </w:p>
     <w:p>
-      <w:pPr>
-        <w:spacing w:after="0" w:before="0"/>
-      </w:pPr>
       <w:r>
-        <w:rPr>
-          <w:b w:val="0"/>
-          <w:sz w:val="22"/>
-        </w:rPr>
-        <w:t>(c) Reassure the parents that no treatment is needed</w:t>
+        <w:t xml:space="preserve">Positive Marks: 1</w:t>
       </w:r>
     </w:p>
     <w:p>
-      <w:pPr>
-        <w:spacing w:after="0" w:before="0"/>
-      </w:pPr>
       <w:r>
-        <w:rPr>
-          <w:b w:val="0"/>
-          <w:sz w:val="22"/>
-        </w:rPr>
-        <w:t>(d) Admit to the ICU</w:t>
+        <w:t xml:space="preserve">Negative Marks: 0.25</w:t>
       </w:r>
     </w:p>
     <w:p>
-      <w:pPr>
-        <w:spacing w:after="0" w:before="40"/>
-      </w:pPr>
       <w:r>
-        <w:rPr>
-          <w:b/>
-          <w:sz w:val="22"/>
-        </w:rPr>
-        <w:t>Answer: b</w:t>
+        <w:t xml:space="preserve"/>
       </w:r>
     </w:p>
     <w:p>
-      <w:pPr>
-        <w:spacing w:after="0" w:before="0"/>
-      </w:pPr>
       <w:r>
-        <w:rPr>
-          <w:b w:val="0"/>
-          <w:sz w:val="21"/>
-        </w:rPr>
-        <w:t>Solution: For acute watery diarrhoea without dehydration, ORS and zinc supplementation are given to prevent dehydration; IV fluids and admission are needed only if dehydration develops.</w:t>
+        <w:t xml:space="preserve">Question: The nurse is to administer 120 mg of a medication. The vial contains 40 mg/mL. The volume to give is:</w:t>
       </w:r>
     </w:p>
     <w:p>
-      <w:pPr>
-        <w:spacing w:after="0" w:before="0"/>
-      </w:pPr>
       <w:r>
-        <w:rPr>
-          <w:b w:val="0"/>
-          <w:sz w:val="20"/>
-        </w:rPr>
-        <w:t>Positive Marks: 1</w:t>
+        <w:t xml:space="preserve">(a) 2 mL</w:t>
       </w:r>
     </w:p>
     <w:p>
-      <w:pPr>
-        <w:spacing w:after="160" w:before="0"/>
-      </w:pPr>
       <w:r>
-        <w:rPr>
-          <w:b w:val="0"/>
-          <w:sz w:val="20"/>
-        </w:rPr>
-        <w:t>Negative Marks: 0.25</w:t>
+        <w:t xml:space="preserve">(b) 3 mL</w:t>
       </w:r>
     </w:p>
     <w:p>
-      <w:pPr>
-        <w:spacing w:after="20" w:before="120"/>
-      </w:pPr>
       <w:r>
-        <w:rPr>
-          <w:b/>
-          <w:sz w:val="22"/>
-        </w:rPr>
-        <w:t>Question: During IV Potassium Chloride (KCl) correction, which ECG change indicates hyperkalemia requiring immediate stoppage of infusion?</w:t>
+        <w:t xml:space="preserve">(c) 4 mL</w:t>
       </w:r>
     </w:p>
     <w:p>
-      <w:pPr>
-        <w:spacing w:after="0" w:before="0"/>
-      </w:pPr>
       <w:r>
-        <w:rPr>
-          <w:b w:val="0"/>
-          <w:sz w:val="22"/>
-        </w:rPr>
-        <w:t>(a) Depressed ST segment</w:t>
+        <w:t xml:space="preserve">(d) 5 mL</w:t>
       </w:r>
     </w:p>
     <w:p>
-      <w:pPr>
-        <w:spacing w:after="0" w:before="0"/>
-      </w:pPr>
       <w:r>
-        <w:rPr>
-          <w:b w:val="0"/>
-          <w:sz w:val="22"/>
-        </w:rPr>
-        <w:t>(b) Prominent U wave</w:t>
+        <w:t xml:space="preserve">Answer: b</w:t>
       </w:r>
     </w:p>
     <w:p>
-      <w:pPr>
-        <w:spacing w:after="0" w:before="0"/>
-      </w:pPr>
       <w:r>
-        <w:rPr>
-          <w:b w:val="0"/>
-          <w:sz w:val="22"/>
-        </w:rPr>
-        <w:t>(c) Tall peaked T waves</w:t>
+        <w:t xml:space="preserve">Solution: Volume = 120 ÷ 40 = 3 mL.</w:t>
       </w:r>
     </w:p>
     <w:p>
-      <w:pPr>
-        <w:spacing w:after="0" w:before="0"/>
-      </w:pPr>
       <w:r>
-        <w:rPr>
-          <w:b w:val="0"/>
-          <w:sz w:val="22"/>
-        </w:rPr>
-        <w:t>(d) Shallow inverted T wave</w:t>
+        <w:t xml:space="preserve">Positive Marks: 1</w:t>
       </w:r>
     </w:p>
     <w:p>
-      <w:pPr>
-        <w:spacing w:after="0" w:before="40"/>
-      </w:pPr>
       <w:r>
-        <w:rPr>
-          <w:b/>
-          <w:sz w:val="22"/>
-        </w:rPr>
-        <w:t>Answer: c</w:t>
+        <w:t xml:space="preserve">Negative Marks: 0.25</w:t>
       </w:r>
     </w:p>
     <w:p>
-      <w:pPr>
-        <w:spacing w:after="0" w:before="0"/>
-      </w:pPr>
       <w:r>
-        <w:rPr>
-          <w:b w:val="0"/>
-          <w:sz w:val="21"/>
-        </w:rPr>
-        <w:t>Solution: Tall peaked T waves are the earliest ECG sign of hyperkalemia. Immediate cessation of IV potassium infusion is required to avoid lethal dysrhythmias.</w:t>
+        <w:t xml:space="preserve"/>
       </w:r>
     </w:p>
     <w:p>
-      <w:pPr>
-        <w:spacing w:after="0" w:before="0"/>
-      </w:pPr>
       <w:r>
-        <w:rPr>
-          <w:b w:val="0"/>
-          <w:sz w:val="20"/>
-        </w:rPr>
-        <w:t>Positive Marks: 1</w:t>
+        <w:t xml:space="preserve">Question: The nurse is caring for a patient with acute respiratory distress syndrome. Which position improves oxygenation?</w:t>
       </w:r>
     </w:p>
     <w:p>
-      <w:pPr>
-        <w:spacing w:after="160" w:before="0"/>
-      </w:pPr>
       <w:r>
-        <w:rPr>
-          <w:b w:val="0"/>
-          <w:sz w:val="20"/>
-        </w:rPr>
-        <w:t>Negative Marks: 0.25</w:t>
+        <w:t xml:space="preserve">(a) Prone positioning</w:t>
       </w:r>
     </w:p>
     <w:p>
-      <w:pPr>
-        <w:spacing w:after="20" w:before="120"/>
-      </w:pPr>
       <w:r>
-        <w:rPr>
-          <w:b/>
-          <w:sz w:val="22"/>
-        </w:rPr>
-        <w:t>Question: Which of the following occupational diseases is called Anthracosis?</w:t>
+        <w:t xml:space="preserve">(b) Supine flat</w:t>
       </w:r>
     </w:p>
     <w:p>
-      <w:pPr>
-        <w:spacing w:after="0" w:before="0"/>
-      </w:pPr>
       <w:r>
-        <w:rPr>
-          <w:b w:val="0"/>
-          <w:sz w:val="22"/>
-        </w:rPr>
-        <w:t>(a) Silica dust</w:t>
+        <w:t xml:space="preserve">(c) Trendelenburg</w:t>
       </w:r>
     </w:p>
     <w:p>
-      <w:pPr>
-        <w:spacing w:after="0" w:before="0"/>
-      </w:pPr>
       <w:r>
-        <w:rPr>
-          <w:b w:val="0"/>
-          <w:sz w:val="22"/>
-        </w:rPr>
-        <w:t>(b) Asbestosis</w:t>
+        <w:t xml:space="preserve">(d) Left lateral only</w:t>
       </w:r>
     </w:p>
     <w:p>
-      <w:pPr>
-        <w:spacing w:after="0" w:before="0"/>
-      </w:pPr>
       <w:r>
-        <w:rPr>
-          <w:b w:val="0"/>
-          <w:sz w:val="22"/>
-        </w:rPr>
-        <w:t>(c) Coal dust</w:t>
+        <w:t xml:space="preserve">Answer: a</w:t>
       </w:r>
     </w:p>
     <w:p>
-      <w:pPr>
-        <w:spacing w:after="0" w:before="0"/>
-      </w:pPr>
       <w:r>
-        <w:rPr>
-          <w:b w:val="0"/>
-          <w:sz w:val="22"/>
-        </w:rPr>
-        <w:t>(d) Cotton dust</w:t>
+        <w:t xml:space="preserve">Solution: Prone positioning improves ventilation-perfusion matching and oxygenation in moderate-severe ARDS — with monitoring for pressure injuries and tube displacement.</w:t>
       </w:r>
     </w:p>
     <w:p>
-      <w:pPr>
-        <w:spacing w:after="0" w:before="40"/>
-      </w:pPr>
       <w:r>
-        <w:rPr>
-          <w:b/>
-          <w:sz w:val="22"/>
-        </w:rPr>
-        <w:t>Answer: c</w:t>
+        <w:t xml:space="preserve">Positive Marks: 1</w:t>
       </w:r>
     </w:p>
     <w:p>
-      <w:pPr>
-        <w:spacing w:after="0" w:before="0"/>
-      </w:pPr>
       <w:r>
-        <w:rPr>
-          <w:b w:val="0"/>
-          <w:sz w:val="21"/>
-        </w:rPr>
-        <w:t>Solution: Anthracosis is an occupational lung disease that is caused by the inhalation of coal dust. Over time, the coal dust can build up in the lungs and cause inflammation and scarring, leading to symptoms such as coughing, shortness of breath, and chest pain. Anthracosis is a type of pneumoconiosis, which is a group of lung diseases caused by the inhalation of dust particles. Other types of pneumoconiosis include silicosis, caused by the inhalation of silica dust, and asbestosis, caused by the inhalation of asbestos fibers.</w:t>
+        <w:t xml:space="preserve">Negative Marks: 0.25</w:t>
       </w:r>
     </w:p>
     <w:p>
-      <w:pPr>
-        <w:spacing w:after="0" w:before="0"/>
-      </w:pPr>
       <w:r>
-        <w:rPr>
-          <w:b w:val="0"/>
-          <w:sz w:val="20"/>
-        </w:rPr>
-        <w:t>Positive Marks: 1</w:t>
+        <w:t xml:space="preserve"/>
       </w:r>
     </w:p>
     <w:p>
-      <w:pPr>
-        <w:spacing w:after="160" w:before="0"/>
-      </w:pPr>
       <w:r>
-        <w:rPr>
-          <w:b w:val="0"/>
-          <w:sz w:val="20"/>
-        </w:rPr>
-        <w:t>Negative Marks: 0.25</w:t>
+        <w:t xml:space="preserve">Question: A patient with a urinary tract infection is prescribed an antibiotic. The nurse should teach the patient that:</w:t>
       </w:r>
     </w:p>
     <w:p>
-      <w:pPr>
-        <w:spacing w:after="20" w:before="120"/>
-      </w:pPr>
       <w:r>
-        <w:rPr>
-          <w:b/>
-          <w:sz w:val="22"/>
-        </w:rPr>
-        <w:t>Question: In Addison's disease, the nurse should observe the patient for:</w:t>
+        <w:t xml:space="preserve">(a) The full course must be completed to prevent resistance</w:t>
       </w:r>
     </w:p>
     <w:p>
-      <w:pPr>
-        <w:spacing w:after="0" w:before="0"/>
-      </w:pPr>
       <w:r>
-        <w:rPr>
-          <w:b w:val="0"/>
-          <w:sz w:val="22"/>
-        </w:rPr>
-        <w:t>(a) Hyperthermia and polyuria</w:t>
+        <w:t xml:space="preserve">(b) The antibiotic can be stopped when symptoms improve</w:t>
       </w:r>
     </w:p>
     <w:p>
-      <w:pPr>
-        <w:spacing w:after="0" w:before="0"/>
-      </w:pPr>
       <w:r>
-        <w:rPr>
-          <w:b w:val="0"/>
-          <w:sz w:val="22"/>
-        </w:rPr>
-        <w:t>(b) Hypertension and oedema</w:t>
+        <w:t xml:space="preserve">(c) Antibiotics are shared with family</w:t>
       </w:r>
     </w:p>
     <w:p>
-      <w:pPr>
-        <w:spacing w:after="0" w:before="0"/>
-      </w:pPr>
       <w:r>
-        <w:rPr>
-          <w:b w:val="0"/>
-          <w:sz w:val="22"/>
-        </w:rPr>
-        <w:t>(c) Weight gain and moon face</w:t>
+        <w:t xml:space="preserve">(d) Doses can be skipped</w:t>
       </w:r>
     </w:p>
     <w:p>
-      <w:pPr>
-        <w:spacing w:after="0" w:before="0"/>
-      </w:pPr>
       <w:r>
-        <w:rPr>
-          <w:b w:val="0"/>
-          <w:sz w:val="22"/>
-        </w:rPr>
-        <w:t>(d) Hypotension and hyperpigmentation</w:t>
+        <w:t xml:space="preserve">Answer: a</w:t>
       </w:r>
     </w:p>
     <w:p>
-      <w:pPr>
-        <w:spacing w:after="0" w:before="40"/>
-      </w:pPr>
       <w:r>
-        <w:rPr>
-          <w:b/>
-          <w:sz w:val="22"/>
-        </w:rPr>
-        <w:t>Answer: d</w:t>
+        <w:t xml:space="preserve">Solution: Completing the full antibiotic course prevents bacterial resistance and recurrence. Stopping early, sharing, or skipping doses causes treatment failure.</w:t>
       </w:r>
     </w:p>
     <w:p>
-      <w:pPr>
-        <w:spacing w:after="0" w:before="0"/>
-      </w:pPr>
       <w:r>
-        <w:rPr>
-          <w:b w:val="0"/>
-          <w:sz w:val="21"/>
-        </w:rPr>
-        <w:t>Solution: Addison's disease causes hypotension, fatigue, hyperpigmentation and hyponatremia.</w:t>
+        <w:t xml:space="preserve">Positive Marks: 1</w:t>
       </w:r>
     </w:p>
     <w:p>
-      <w:pPr>
-        <w:spacing w:after="0" w:before="0"/>
-      </w:pPr>
       <w:r>
-        <w:rPr>
-          <w:b w:val="0"/>
-          <w:sz w:val="20"/>
-        </w:rPr>
-        <w:t>Positive Marks: 1</w:t>
+        <w:t xml:space="preserve">Negative Marks: 0.25</w:t>
       </w:r>
     </w:p>
     <w:p>
-      <w:pPr>
-        <w:spacing w:after="160" w:before="0"/>
-      </w:pPr>
       <w:r>
-        <w:rPr>
-          <w:b w:val="0"/>
-          <w:sz w:val="20"/>
-        </w:rPr>
-        <w:t>Negative Marks: 0.25</w:t>
+        <w:t xml:space="preserve"/>
       </w:r>
     </w:p>
     <w:p>
-      <w:pPr>
-        <w:spacing w:after="20" w:before="120"/>
-      </w:pPr>
       <w:r>
-        <w:rPr>
-          <w:b/>
-          <w:sz w:val="22"/>
-        </w:rPr>
-        <w:t>Question: Deficiency of which vitamin causes defective bone mineralization disorder called rickets?</w:t>
+        <w:t xml:space="preserve">Question: The nurse is providing post-operative care to a patient after a nephrectomy. The nurse should:</w:t>
       </w:r>
     </w:p>
     <w:p>
-      <w:pPr>
-        <w:spacing w:after="0" w:before="0"/>
-      </w:pPr>
       <w:r>
-        <w:rPr>
-          <w:b w:val="0"/>
-          <w:sz w:val="22"/>
-        </w:rPr>
-        <w:t>(a) Vitamin E</w:t>
+        <w:t xml:space="preserve">(a) Monitor urine output, incision, and fluid balance</w:t>
       </w:r>
     </w:p>
     <w:p>
-      <w:pPr>
-        <w:spacing w:after="0" w:before="0"/>
-      </w:pPr>
       <w:r>
-        <w:rPr>
-          <w:b w:val="0"/>
-          <w:sz w:val="22"/>
-        </w:rPr>
-        <w:t>(b) Vitamin A</w:t>
+        <w:t xml:space="preserve">(b) Ignore urine output</w:t>
       </w:r>
     </w:p>
     <w:p>
-      <w:pPr>
-        <w:spacing w:after="0" w:before="0"/>
-      </w:pPr>
       <w:r>
-        <w:rPr>
-          <w:b w:val="0"/>
-          <w:sz w:val="22"/>
-        </w:rPr>
-        <w:t>(c) Vitamin B</w:t>
+        <w:t xml:space="preserve">(c) Restrict fluids</w:t>
       </w:r>
     </w:p>
     <w:p>
-      <w:pPr>
-        <w:spacing w:after="0" w:before="0"/>
-      </w:pPr>
       <w:r>
-        <w:rPr>
-          <w:b w:val="0"/>
-          <w:sz w:val="22"/>
-        </w:rPr>
-        <w:t>(d) Vitamin D</w:t>
+        <w:t xml:space="preserve">(d) Skip monitoring</w:t>
       </w:r>
     </w:p>
     <w:p>
-      <w:pPr>
-        <w:spacing w:after="0" w:before="40"/>
-      </w:pPr>
       <w:r>
-        <w:rPr>
-          <w:b/>
-          <w:sz w:val="22"/>
-        </w:rPr>
-        <w:t>Answer: d</w:t>
+        <w:t xml:space="preserve">Answer: a</w:t>
       </w:r>
     </w:p>
     <w:p>
-      <w:pPr>
-        <w:spacing w:after="0" w:before="0"/>
-      </w:pPr>
       <w:r>
-        <w:rPr>
-          <w:b w:val="0"/>
-          <w:sz w:val="21"/>
-        </w:rPr>
-        <w:t>Solution: Rickets, a defective bone-mineralisation disorder, is caused by deficiency of vitamin D.</w:t>
+        <w:t xml:space="preserve">Solution: Post-nephrectomy — urine output monitoring (remaining kidney function), incision/wound care, pain management, and fluid balance. The nurse reports decreased urine output or bleeding.</w:t>
       </w:r>
     </w:p>
     <w:p>
-      <w:pPr>
-        <w:spacing w:after="0" w:before="0"/>
-      </w:pPr>
       <w:r>
-        <w:rPr>
-          <w:b w:val="0"/>
-          <w:sz w:val="20"/>
-        </w:rPr>
-        <w:t>Positive Marks: 1</w:t>
+        <w:t xml:space="preserve">Positive Marks: 1</w:t>
       </w:r>
     </w:p>
     <w:p>
-      <w:pPr>
-        <w:spacing w:after="160" w:before="0"/>
-      </w:pPr>
       <w:r>
-        <w:rPr>
-          <w:b w:val="0"/>
-          <w:sz w:val="20"/>
-        </w:rPr>
-        <w:t>Negative Marks: 0.25</w:t>
+        <w:t xml:space="preserve">Negative Marks: 0.25</w:t>
       </w:r>
     </w:p>
     <w:p>
-      <w:pPr>
-        <w:spacing w:after="20" w:before="120"/>
-      </w:pPr>
       <w:r>
-        <w:rPr>
-          <w:b/>
-          <w:sz w:val="22"/>
-        </w:rPr>
-        <w:t>Question: What is the immediate priority first aid management for chemical splash/foreign substance in the eye?</w:t>
+        <w:t xml:space="preserve">Question: A patient with chronic liver disease is being taught about preventing bleeding (varices). The nurse should instruct the patient to:</w:t>
       </w:r>
     </w:p>
     <w:p>
-      <w:pPr>
-        <w:spacing w:after="0" w:before="0"/>
-      </w:pPr>
       <w:r>
-        <w:rPr>
-          <w:b w:val="0"/>
-          <w:sz w:val="22"/>
-        </w:rPr>
-        <w:t>(a) Attempt manual removal</w:t>
+        <w:t xml:space="preserve">(a) Avoid aspirin/NSAIDs, alcohol, and straining</w:t>
       </w:r>
     </w:p>
     <w:p>
-      <w:pPr>
-        <w:spacing w:after="0" w:before="0"/>
-      </w:pPr>
       <w:r>
-        <w:rPr>
-          <w:b w:val="0"/>
-          <w:sz w:val="22"/>
-        </w:rPr>
-        <w:t>(b) Administer oral analgesics</w:t>
+        <w:t xml:space="preserve">(b) Take aspirin daily</w:t>
       </w:r>
     </w:p>
     <w:p>
-      <w:pPr>
-        <w:spacing w:after="0" w:before="0"/>
-      </w:pPr>
       <w:r>
-        <w:rPr>
-          <w:b w:val="0"/>
-          <w:sz w:val="22"/>
-        </w:rPr>
-        <w:t>(c) Cover with tight pressure patch</w:t>
+        <w:t xml:space="preserve">(c) Lift heavy weights</w:t>
       </w:r>
     </w:p>
     <w:p>
-      <w:pPr>
-        <w:spacing w:after="0" w:before="0"/>
-      </w:pPr>
       <w:r>
-        <w:rPr>
-          <w:b w:val="0"/>
-          <w:sz w:val="22"/>
-        </w:rPr>
-        <w:t>(d) Copious eye irrigation with clean water or Normal Saline for 15-20 mins</w:t>
+        <w:t xml:space="preserve">(d) Skip follow-up</w:t>
       </w:r>
     </w:p>
     <w:p>
-      <w:pPr>
-        <w:spacing w:after="0" w:before="40"/>
-      </w:pPr>
       <w:r>
-        <w:rPr>
-          <w:b/>
-          <w:sz w:val="22"/>
-        </w:rPr>
-        <w:t>Answer: d</w:t>
+        <w:t xml:space="preserve">Answer: a</w:t>
       </w:r>
     </w:p>
     <w:p>
-      <w:pPr>
-        <w:spacing w:after="0" w:before="0"/>
-      </w:pPr>
       <w:r>
-        <w:rPr>
-          <w:b w:val="0"/>
-          <w:sz w:val="21"/>
-        </w:rPr>
-        <w:t>Solution: Immediate, continuous flushing with clean water or sterile normal saline for at least 15–20 minutes is essential to dilute and remove chemical irritants.</w:t>
+        <w:t xml:space="preserve">Solution: Variceal bleeding prevention — avoid aspirin/NSAIDs (bleeding risk), alcohol, straining, and heavy lifting; attend endoscopy surveillance and take beta-blockers as prescribed.</w:t>
       </w:r>
     </w:p>
     <w:p>
-      <w:pPr>
-        <w:spacing w:after="0" w:before="0"/>
-      </w:pPr>
       <w:r>
-        <w:rPr>
-          <w:b w:val="0"/>
-          <w:sz w:val="20"/>
-        </w:rPr>
-        <w:t>Positive Marks: 1</w:t>
+        <w:t xml:space="preserve">Positive Marks: 1</w:t>
       </w:r>
     </w:p>
     <w:p>
-      <w:pPr>
-        <w:spacing w:after="160" w:before="0"/>
-      </w:pPr>
       <w:r>
-        <w:rPr>
-          <w:b w:val="0"/>
-          <w:sz w:val="20"/>
-        </w:rPr>
-        <w:t>Negative Marks: 0.25</w:t>
+        <w:t xml:space="preserve">Negative Marks: 0.25</w:t>
       </w:r>
     </w:p>
     <w:p>
-      <w:pPr>
-        <w:spacing w:after="20" w:before="120"/>
-      </w:pPr>
       <w:r>
-        <w:rPr>
-          <w:b/>
-          <w:sz w:val="22"/>
-        </w:rPr>
-        <w:t>Question: What does the surgical medical term 'Gossypiboma' refer to?</w:t>
+        <w:t xml:space="preserve"/>
       </w:r>
     </w:p>
     <w:p>
-      <w:pPr>
-        <w:spacing w:after="0" w:before="0"/>
-      </w:pPr>
       <w:r>
-        <w:rPr>
-          <w:b w:val="0"/>
-          <w:sz w:val="22"/>
-        </w:rPr>
-        <w:t>(a) Foreign cotton sponge left accidentally inside body during surgery</w:t>
+        <w:t xml:space="preserve">Question: The nurse is preparing a patient for a colonoscopy. The nurse should ensure:</w:t>
       </w:r>
     </w:p>
     <w:p>
-      <w:pPr>
-        <w:spacing w:after="0" w:before="0"/>
-      </w:pPr>
       <w:r>
-        <w:rPr>
-          <w:b w:val="0"/>
-          <w:sz w:val="22"/>
-        </w:rPr>
-        <w:t>(b) Tumor in abdomen</w:t>
+        <w:t xml:space="preserve">(a) Bowel preparation is completed and NPO is maintained</w:t>
       </w:r>
     </w:p>
     <w:p>
-      <w:pPr>
-        <w:spacing w:after="0" w:before="0"/>
-      </w:pPr>
       <w:r>
-        <w:rPr>
-          <w:b w:val="0"/>
-          <w:sz w:val="22"/>
-        </w:rPr>
-        <w:t>(c) Accidental nerve injury during operation</w:t>
+        <w:t xml:space="preserve">(b) A heavy meal the night before</w:t>
       </w:r>
     </w:p>
     <w:p>
-      <w:pPr>
-        <w:spacing w:after="0" w:before="0"/>
-      </w:pPr>
       <w:r>
-        <w:rPr>
-          <w:b w:val="0"/>
-          <w:sz w:val="22"/>
-        </w:rPr>
-        <w:t>(d) Tumor in head</w:t>
+        <w:t xml:space="preserve">(c) No preparation</w:t>
       </w:r>
     </w:p>
     <w:p>
-      <w:pPr>
-        <w:spacing w:after="0" w:before="40"/>
-      </w:pPr>
       <w:r>
-        <w:rPr>
-          <w:b/>
-          <w:sz w:val="22"/>
-        </w:rPr>
-        <w:t>Answer: a</w:t>
+        <w:t xml:space="preserve">(d) Milk before the procedure</w:t>
       </w:r>
     </w:p>
     <w:p>
-      <w:pPr>
-        <w:spacing w:after="0" w:before="0"/>
-      </w:pPr>
       <w:r>
-        <w:rPr>
-          <w:b w:val="0"/>
-          <w:sz w:val="21"/>
-        </w:rPr>
-        <w:t>Solution: Gossypiboma (retained surgical sponge/textiloma) is a mass formed around a cotton sponge or gauze retained accidentally inside a patient's body after surgery.</w:t>
+        <w:t xml:space="preserve">Answer: a</w:t>
       </w:r>
     </w:p>
     <w:p>
-      <w:pPr>
-        <w:spacing w:after="0" w:before="0"/>
-      </w:pPr>
       <w:r>
-        <w:rPr>
-          <w:b w:val="0"/>
-          <w:sz w:val="20"/>
-        </w:rPr>
-        <w:t>Positive Marks: 1</w:t>
+        <w:t xml:space="preserve">Solution: Colonoscopy — complete bowel cleansing (clear liquids + laxative) and NPO before the procedure for adequate visualization.</w:t>
       </w:r>
     </w:p>
     <w:p>
-      <w:pPr>
-        <w:spacing w:after="160" w:before="0"/>
-      </w:pPr>
       <w:r>
-        <w:rPr>
-          <w:b w:val="0"/>
-          <w:sz w:val="20"/>
-        </w:rPr>
-        <w:t>Negative Marks: 0.25</w:t>
+        <w:t xml:space="preserve">Positive Marks: 1</w:t>
       </w:r>
     </w:p>
     <w:p>
-      <w:pPr>
-        <w:spacing w:after="20" w:before="120"/>
-      </w:pPr>
       <w:r>
-        <w:rPr>
-          <w:b/>
-          <w:sz w:val="22"/>
-        </w:rPr>
-        <w:t>Question: Choose the correct statement for Trousseau's sign.</w:t>
+        <w:t xml:space="preserve">Negative Marks: 0.25</w:t>
       </w:r>
     </w:p>
     <w:p>
-      <w:pPr>
-        <w:spacing w:after="0" w:before="0"/>
-      </w:pPr>
       <w:r>
-        <w:rPr>
-          <w:b w:val="0"/>
-          <w:sz w:val="22"/>
-        </w:rPr>
-        <w:t>(a) Twitching of facial muscles when the facial nerve is tapped</w:t>
+        <w:t xml:space="preserve"/>
       </w:r>
     </w:p>
     <w:p>
-      <w:pPr>
-        <w:spacing w:after="0" w:before="0"/>
-      </w:pPr>
       <w:r>
-        <w:rPr>
-          <w:b w:val="0"/>
-          <w:sz w:val="22"/>
-        </w:rPr>
-        <w:t>(b) Ischemia induces carpal spasm by inflating the blood pressure cuff</w:t>
+        <w:t xml:space="preserve">Question: A patient at 40 weeks of gestation is in the first stage of labor. The nurse notes variable decelerations with a baseline of 140 bpm. The priority action is:</w:t>
       </w:r>
     </w:p>
     <w:p>
-      <w:pPr>
-        <w:spacing w:after="0" w:before="0"/>
-      </w:pPr>
       <w:r>
-        <w:rPr>
-          <w:b w:val="0"/>
-          <w:sz w:val="22"/>
-        </w:rPr>
-        <w:t>(c) Tremor, rigidity, bradykinesia and hypokinesia</w:t>
+        <w:t xml:space="preserve">(a) Reposition the patient and assess for cord compression</w:t>
       </w:r>
     </w:p>
     <w:p>
-      <w:pPr>
-        <w:spacing w:after="0" w:before="0"/>
-      </w:pPr>
       <w:r>
-        <w:rPr>
-          <w:b w:val="0"/>
-          <w:sz w:val="22"/>
-        </w:rPr>
-        <w:t>(d) Sudden and severe attacks of pain, swelling, redness and tenderness in the joints.</w:t>
+        <w:t xml:space="preserve">(b) Reassure the patient</w:t>
       </w:r>
     </w:p>
     <w:p>
-      <w:pPr>
-        <w:spacing w:after="0" w:before="40"/>
-      </w:pPr>
       <w:r>
-        <w:rPr>
-          <w:b/>
-          <w:sz w:val="22"/>
-        </w:rPr>
-        <w:t>Answer: b</w:t>
+        <w:t xml:space="preserve">(c) Wait</w:t>
       </w:r>
     </w:p>
     <w:p>
-      <w:pPr>
-        <w:spacing w:after="0" w:before="0"/>
-      </w:pPr>
       <w:r>
-        <w:rPr>
-          <w:b w:val="0"/>
-          <w:sz w:val="21"/>
-        </w:rPr>
-        <w:t>Solution: Trousseau's sign - carpal spasm induced by inflating a blood-pressure cuff above systolic pressure - indicates latent hypocalcemia.</w:t>
+        <w:t xml:space="preserve">(d) Discharge the patient</w:t>
       </w:r>
     </w:p>
     <w:p>
-      <w:pPr>
-        <w:spacing w:after="0" w:before="0"/>
-      </w:pPr>
       <w:r>
-        <w:rPr>
-          <w:b w:val="0"/>
-          <w:sz w:val="20"/>
-        </w:rPr>
-        <w:t>Positive Marks: 1</w:t>
+        <w:t xml:space="preserve">Answer: a</w:t>
       </w:r>
     </w:p>
     <w:p>
-      <w:pPr>
-        <w:spacing w:after="160" w:before="0"/>
-      </w:pPr>
       <w:r>
-        <w:rPr>
-          <w:b w:val="0"/>
-          <w:sz w:val="20"/>
-        </w:rPr>
-        <w:t>Negative Marks: 0.25</w:t>
+        <w:t xml:space="preserve">Solution: Variable decelerations suggest cord compression — repositioning (side-lying/knee-chest) and assessment relieve pressure. Persistent decelerations are reported.</w:t>
       </w:r>
     </w:p>
     <w:p>
-      <w:pPr>
-        <w:spacing w:after="20" w:before="120"/>
-      </w:pPr>
       <w:r>
-        <w:rPr>
-          <w:b/>
-          <w:sz w:val="22"/>
-        </w:rPr>
-        <w:t>Question: The most appropriate site for checking capillary refill time is:</w:t>
+        <w:t xml:space="preserve">Positive Marks: 1</w:t>
       </w:r>
     </w:p>
     <w:p>
-      <w:pPr>
-        <w:spacing w:after="0" w:before="0"/>
-      </w:pPr>
       <w:r>
-        <w:rPr>
-          <w:b w:val="0"/>
-          <w:sz w:val="22"/>
-        </w:rPr>
-        <w:t>(a) Forehead</w:t>
+        <w:t xml:space="preserve">Negative Marks: 0.25</w:t>
       </w:r>
     </w:p>
     <w:p>
-      <w:pPr>
-        <w:spacing w:after="0" w:before="0"/>
-      </w:pPr>
       <w:r>
-        <w:rPr>
-          <w:b w:val="0"/>
-          <w:sz w:val="22"/>
-        </w:rPr>
-        <w:t>(b) Earlobe</w:t>
+        <w:t xml:space="preserve"/>
       </w:r>
     </w:p>
     <w:p>
-      <w:pPr>
-        <w:spacing w:after="0" w:before="0"/>
-      </w:pPr>
       <w:r>
-        <w:rPr>
-          <w:b w:val="0"/>
-          <w:sz w:val="22"/>
-        </w:rPr>
-        <w:t>(c) Sternum</w:t>
+        <w:t xml:space="preserve">Question: A 4-year-old child with pneumonia is being treated at home. The nurse should teach the parents to:</w:t>
       </w:r>
     </w:p>
     <w:p>
-      <w:pPr>
-        <w:spacing w:after="0" w:before="0"/>
-      </w:pPr>
       <w:r>
-        <w:rPr>
-          <w:b w:val="0"/>
-          <w:sz w:val="22"/>
-        </w:rPr>
-        <w:t>(d) Fingernail bed</w:t>
+        <w:t xml:space="preserve">(a) Give the full antibiotic course and return for follow-up</w:t>
       </w:r>
     </w:p>
     <w:p>
-      <w:pPr>
-        <w:spacing w:after="0" w:before="40"/>
-      </w:pPr>
       <w:r>
-        <w:rPr>
-          <w:b/>
-          <w:sz w:val="22"/>
-        </w:rPr>
-        <w:t>Answer: d</w:t>
+        <w:t xml:space="preserve">(b) Stop antibiotics when the fever resolves</w:t>
       </w:r>
     </w:p>
     <w:p>
-      <w:pPr>
-        <w:spacing w:after="0" w:before="0"/>
-      </w:pPr>
       <w:r>
-        <w:rPr>
-          <w:b w:val="0"/>
-          <w:sz w:val="21"/>
-        </w:rPr>
-        <w:t>Solution: Capillary refill is checked by pressing the fingernail bed; normal refill is less than 3 seconds.</w:t>
+        <w:t xml:space="preserve">(c) Skip follow-up</w:t>
       </w:r>
     </w:p>
     <w:p>
-      <w:pPr>
-        <w:spacing w:after="0" w:before="0"/>
-      </w:pPr>
       <w:r>
-        <w:rPr>
-          <w:b w:val="0"/>
-          <w:sz w:val="20"/>
-        </w:rPr>
-        <w:t>Positive Marks: 1</w:t>
+        <w:t xml:space="preserve">(d) Share antibiotics</w:t>
       </w:r>
     </w:p>
     <w:p>
-      <w:pPr>
-        <w:spacing w:after="160" w:before="0"/>
-      </w:pPr>
       <w:r>
-        <w:rPr>
-          <w:b w:val="0"/>
-          <w:sz w:val="20"/>
-        </w:rPr>
-        <w:t>Negative Marks: 0.25</w:t>
+        <w:t xml:space="preserve">Answer: a</w:t>
       </w:r>
     </w:p>
     <w:p>
-      <w:pPr>
-        <w:spacing w:after="20" w:before="120"/>
-      </w:pPr>
       <w:r>
-        <w:rPr>
-          <w:b/>
-          <w:sz w:val="22"/>
-        </w:rPr>
-        <w:t>Question: A nursing officer posted in OT, he anticipates that which test used to take breast biopsy?</w:t>
+        <w:t xml:space="preserve">Solution: Childhood pneumonia — full antibiotics, fever management, fluids, and follow-up. The nurse teaches danger signs (difficulty breathing, lethargy) requiring urgent care.</w:t>
       </w:r>
     </w:p>
     <w:p>
-      <w:pPr>
-        <w:spacing w:after="0" w:before="0"/>
-      </w:pPr>
       <w:r>
-        <w:rPr>
-          <w:b w:val="0"/>
-          <w:sz w:val="22"/>
-        </w:rPr>
-        <w:t>(a) Laryngoscopy</w:t>
+        <w:t xml:space="preserve">Positive Marks: 1</w:t>
       </w:r>
     </w:p>
     <w:p>
-      <w:pPr>
-        <w:spacing w:after="0" w:before="0"/>
-      </w:pPr>
       <w:r>
-        <w:rPr>
-          <w:b w:val="0"/>
-          <w:sz w:val="22"/>
-        </w:rPr>
-        <w:t>(b) Laparoscope</w:t>
+        <w:t xml:space="preserve">Negative Marks: 0.25</w:t>
       </w:r>
     </w:p>
     <w:p>
-      <w:pPr>
-        <w:spacing w:after="0" w:before="0"/>
-      </w:pPr>
       <w:r>
-        <w:rPr>
-          <w:b w:val="0"/>
-          <w:sz w:val="22"/>
-        </w:rPr>
-        <w:t>(c) Bronchoscope</w:t>
+        <w:t xml:space="preserve"/>
       </w:r>
     </w:p>
     <w:p>
-      <w:pPr>
-        <w:spacing w:after="0" w:before="0"/>
-      </w:pPr>
       <w:r>
-        <w:rPr>
-          <w:b w:val="0"/>
-          <w:sz w:val="22"/>
-        </w:rPr>
-        <w:t>(d) USG</w:t>
+        <w:t xml:space="preserve">Question: A patient with a somatoform disorder is being taught about the mind-body connection. The nurse should:</w:t>
       </w:r>
     </w:p>
     <w:p>
-      <w:pPr>
-        <w:spacing w:after="0" w:before="40"/>
-      </w:pPr>
       <w:r>
-        <w:rPr>
-          <w:b/>
-          <w:sz w:val="22"/>
-        </w:rPr>
-        <w:t>Answer: d</w:t>
+        <w:t xml:space="preserve">(a) Explain that stress can amplify physical symptoms and teach coping skills</w:t>
       </w:r>
     </w:p>
     <w:p>
-      <w:pPr>
-        <w:spacing w:after="0" w:before="0"/>
-      </w:pPr>
       <w:r>
-        <w:rPr>
-          <w:b w:val="0"/>
-          <w:sz w:val="21"/>
-        </w:rPr>
-        <w:t>Solution: The test commonly used to perform a breast biopsy is ultrasound (USG) (option A). Ultrasound-guided breast biopsy is a minimally invasive procedure that uses ultrasound imaging to precisely locate and guide the biopsy needle into the suspicious area of the breast. This technique allows for accurate sampling of breast tissue for diagnostic purposes. It is often used when there is a suspicious lump or abnormality detected on a mammogram or clinical examination. The use of ultrasound guidance enhances the accuracy and safety of the biopsy procedure.</w:t>
+        <w:t xml:space="preserve">(b) Say the symptoms are imaginary</w:t>
       </w:r>
     </w:p>
     <w:p>
-      <w:pPr>
-        <w:spacing w:after="0" w:before="0"/>
-      </w:pPr>
       <w:r>
-        <w:rPr>
-          <w:b w:val="0"/>
-          <w:sz w:val="20"/>
-        </w:rPr>
-        <w:t>Positive Marks: 1</w:t>
+        <w:t xml:space="preserve">(c) Order more tests</w:t>
       </w:r>
     </w:p>
     <w:p>
-      <w:pPr>
-        <w:spacing w:after="160" w:before="0"/>
-      </w:pPr>
       <w:r>
-        <w:rPr>
-          <w:b w:val="0"/>
-          <w:sz w:val="20"/>
-        </w:rPr>
-        <w:t>Negative Marks: 0.25</w:t>
+        <w:t xml:space="preserve">(d) Ignore the symptoms</w:t>
       </w:r>
     </w:p>
     <w:p>
-      <w:pPr>
-        <w:spacing w:after="20" w:before="120"/>
-      </w:pPr>
       <w:r>
-        <w:rPr>
-          <w:b/>
-          <w:sz w:val="22"/>
-        </w:rPr>
-        <w:t>Question: In a school bus accident, which patient should a nurse prioritize?</w:t>
+        <w:t xml:space="preserve">Answer: a</w:t>
       </w:r>
     </w:p>
     <w:p>
-      <w:pPr>
-        <w:spacing w:after="0" w:before="0"/>
-      </w:pPr>
       <w:r>
-        <w:rPr>
-          <w:b w:val="0"/>
-          <w:sz w:val="22"/>
-        </w:rPr>
-        <w:t>(a) A patient with leakage clear fluid from ear</w:t>
+        <w:t xml:space="preserve">Solution: In somatic symptom disorder, the nurse explains how stress affects the body, teaches relaxation and coping, and focuses on function — without dismissing or over-investigating symptoms.</w:t>
       </w:r>
     </w:p>
     <w:p>
-      <w:pPr>
-        <w:spacing w:after="0" w:before="0"/>
-      </w:pPr>
       <w:r>
-        <w:rPr>
-          <w:b w:val="0"/>
-          <w:sz w:val="22"/>
-        </w:rPr>
-        <w:t>(b) A patient with hematoma on head</w:t>
+        <w:t xml:space="preserve">Positive Marks: 1</w:t>
       </w:r>
     </w:p>
     <w:p>
-      <w:pPr>
-        <w:spacing w:after="0" w:before="0"/>
-      </w:pPr>
       <w:r>
-        <w:rPr>
-          <w:b w:val="0"/>
-          <w:sz w:val="22"/>
-        </w:rPr>
-        <w:t>(c) A patient shows clear pupillary reaction with light</w:t>
+        <w:t xml:space="preserve">Negative Marks: 0.25</w:t>
       </w:r>
     </w:p>
     <w:p>
-      <w:pPr>
-        <w:spacing w:after="0" w:before="0"/>
-      </w:pPr>
       <w:r>
-        <w:rPr>
-          <w:b w:val="0"/>
-          <w:sz w:val="22"/>
-        </w:rPr>
-        <w:t>(d) A patient with 2 inches scalp laceration</w:t>
+        <w:t xml:space="preserve"/>
       </w:r>
     </w:p>
     <w:p>
-      <w:pPr>
-        <w:spacing w:after="0" w:before="40"/>
-      </w:pPr>
       <w:r>
-        <w:rPr>
-          <w:b/>
-          <w:sz w:val="22"/>
-        </w:rPr>
-        <w:t>Answer: a</w:t>
+        <w:t xml:space="preserve">Question: The "Pradhan Mantri Bhartiya Janaushadhi Kendra" is an example of:</w:t>
       </w:r>
     </w:p>
     <w:p>
-      <w:pPr>
-        <w:spacing w:after="0" w:before="0"/>
-      </w:pPr>
       <w:r>
-        <w:rPr>
-          <w:b w:val="0"/>
-          <w:sz w:val="21"/>
-        </w:rPr>
-        <w:t>Solution: In a school bus accident, a nurse should prioritize a patient with leakage of clear fluid from the ear. This may indicate a head injury or damage to the skull, which requires immediate medical attention. The nurse should assess the patient's vital signs and perform a physical examination to identify the extent of the injury. The patient should be immobilized and transported to a medical facility for further evaluation and treatment.</w:t>
+        <w:t xml:space="preserve">(a) A public health initiative for affordable medicines</w:t>
       </w:r>
     </w:p>
     <w:p>
-      <w:pPr>
-        <w:spacing w:after="0" w:before="0"/>
-      </w:pPr>
       <w:r>
-        <w:rPr>
-          <w:b w:val="0"/>
-          <w:sz w:val="20"/>
-        </w:rPr>
-        <w:t>Positive Marks: 1</w:t>
+        <w:t xml:space="preserve">(b) A private monopoly</w:t>
       </w:r>
     </w:p>
     <w:p>
-      <w:pPr>
-        <w:spacing w:after="160" w:before="0"/>
-      </w:pPr>
       <w:r>
-        <w:rPr>
-          <w:b w:val="0"/>
-          <w:sz w:val="20"/>
-        </w:rPr>
-        <w:t>Negative Marks: 0.25</w:t>
+        <w:t xml:space="preserve">(c) An import scheme</w:t>
       </w:r>
     </w:p>
     <w:p>
-      <w:pPr>
-        <w:spacing w:after="20" w:before="120"/>
-      </w:pPr>
       <w:r>
-        <w:rPr>
-          <w:b/>
-          <w:sz w:val="22"/>
-        </w:rPr>
-        <w:t>Question: The nurse enters the room and finds a client clutching the chest, dyspneic and diaphoretic after an acute myocardial infarction. What should the nurse do FIRST?</w:t>
+        <w:t xml:space="preserve">(d) A tax scheme</w:t>
       </w:r>
     </w:p>
     <w:p>
-      <w:pPr>
-        <w:spacing w:after="0" w:before="0"/>
-      </w:pPr>
       <w:r>
-        <w:rPr>
-          <w:b w:val="0"/>
-          <w:sz w:val="22"/>
-        </w:rPr>
-        <w:t>(a) Obtain a stat 12-lead ECG</w:t>
+        <w:t xml:space="preserve">Answer: a</w:t>
       </w:r>
     </w:p>
     <w:p>
-      <w:pPr>
-        <w:spacing w:after="0" w:before="0"/>
-      </w:pPr>
       <w:r>
-        <w:rPr>
-          <w:b w:val="0"/>
-          <w:sz w:val="22"/>
-        </w:rPr>
-        <w:t>(b) Administer sublingual nitroglycerin</w:t>
+        <w:t xml:space="preserve">Solution: PMBJP is a government initiative making quality generic medicines affordable — improving medicine access and reducing costs.</w:t>
       </w:r>
     </w:p>
     <w:p>
-      <w:pPr>
-        <w:spacing w:after="0" w:before="0"/>
-      </w:pPr>
       <w:r>
-        <w:rPr>
-          <w:b w:val="0"/>
-          <w:sz w:val="22"/>
-        </w:rPr>
-        <w:t>(c) Assess the client's airway, breathing and circulation</w:t>
+        <w:t xml:space="preserve">Positive Marks: 1</w:t>
       </w:r>
     </w:p>
     <w:p>
-      <w:pPr>
-        <w:spacing w:after="0" w:before="0"/>
-      </w:pPr>
       <w:r>
-        <w:rPr>
-          <w:b w:val="0"/>
-          <w:sz w:val="22"/>
-        </w:rPr>
-        <w:t>(d) Notify the health care provider</w:t>
+        <w:t xml:space="preserve">Negative Marks: 0.25</w:t>
       </w:r>
     </w:p>
     <w:p>
-      <w:pPr>
-        <w:spacing w:after="0" w:before="40"/>
-      </w:pPr>
       <w:r>
-        <w:rPr>
-          <w:b/>
-          <w:sz w:val="22"/>
-        </w:rPr>
-        <w:t>Answer: c</w:t>
+        <w:t xml:space="preserve"/>
       </w:r>
     </w:p>
     <w:p>
-      <w:pPr>
-        <w:spacing w:after="0" w:before="0"/>
-      </w:pPr>
       <w:r>
-        <w:rPr>
-          <w:b w:val="0"/>
-          <w:sz w:val="21"/>
-        </w:rPr>
-        <w:t>Solution: The nurse must always use the ABC (airway, breathing, circulation) priority framework; assessment precedes any intervention, however urgent it appears.</w:t>
+        <w:t xml:space="preserve">Question: The nurse is to give 1.5 g of a medication. The vial contains 300 mg/mL. The volume to give is:</w:t>
       </w:r>
     </w:p>
     <w:p>
-      <w:pPr>
-        <w:spacing w:after="0" w:before="0"/>
-      </w:pPr>
       <w:r>
-        <w:rPr>
-          <w:b w:val="0"/>
-          <w:sz w:val="20"/>
-        </w:rPr>
-        <w:t>Positive Marks: 1</w:t>
+        <w:t xml:space="preserve">(a) 4 mL</w:t>
       </w:r>
     </w:p>
     <w:p>
-      <w:pPr>
-        <w:spacing w:after="160" w:before="0"/>
-      </w:pPr>
       <w:r>
-        <w:rPr>
-          <w:b w:val="0"/>
-          <w:sz w:val="20"/>
-        </w:rPr>
-        <w:t>Negative Marks: 0.25</w:t>
+        <w:t xml:space="preserve">(b) 5 mL</w:t>
       </w:r>
     </w:p>
     <w:p>
-      <w:pPr>
-        <w:spacing w:after="20" w:before="120"/>
-      </w:pPr>
       <w:r>
-        <w:rPr>
-          <w:b/>
-          <w:sz w:val="22"/>
-        </w:rPr>
-        <w:t>Question: The nurse is caring for a client 2 hours after an ischemic stroke. Which assessment finding indicates increased intracranial pressure and needs IMMEDIATE action?</w:t>
+        <w:t xml:space="preserve">(c) 6 mL</w:t>
       </w:r>
     </w:p>
     <w:p>
-      <w:pPr>
-        <w:spacing w:after="0" w:before="0"/>
-      </w:pPr>
       <w:r>
-        <w:rPr>
-          <w:b w:val="0"/>
-          <w:sz w:val="22"/>
-        </w:rPr>
-        <w:t>(a) Pupils unequal and sluggish to react</w:t>
+        <w:t xml:space="preserve">(d) 7 mL</w:t>
       </w:r>
     </w:p>
     <w:p>
-      <w:pPr>
-        <w:spacing w:after="0" w:before="0"/>
-      </w:pPr>
       <w:r>
-        <w:rPr>
-          <w:b w:val="0"/>
-          <w:sz w:val="22"/>
-        </w:rPr>
-        <w:t>(b) Blood pressure 150/90 mm Hg</w:t>
+        <w:t xml:space="preserve">Answer: b</w:t>
       </w:r>
     </w:p>
     <w:p>
-      <w:pPr>
-        <w:spacing w:after="0" w:before="0"/>
-      </w:pPr>
       <w:r>
-        <w:rPr>
-          <w:b w:val="0"/>
-          <w:sz w:val="22"/>
-        </w:rPr>
-        <w:t>(c) Right-sided hemiparesis</w:t>
+        <w:t xml:space="preserve">Solution: 1.5 g = 1,500 mg. Volume = 1,500 ÷ 300 = 5 mL.</w:t>
       </w:r>
     </w:p>
     <w:p>
-      <w:pPr>
-        <w:spacing w:after="0" w:before="0"/>
-      </w:pPr>
       <w:r>
-        <w:rPr>
-          <w:b w:val="0"/>
-          <w:sz w:val="22"/>
-        </w:rPr>
-        <w:t>(d) Mild expressive aphasia</w:t>
+        <w:t xml:space="preserve">Positive Marks: 1</w:t>
       </w:r>
     </w:p>
     <w:p>
-      <w:pPr>
-        <w:spacing w:after="0" w:before="40"/>
-      </w:pPr>
       <w:r>
-        <w:rPr>
-          <w:b/>
-          <w:sz w:val="22"/>
-        </w:rPr>
-        <w:t>Answer: a</w:t>
+        <w:t xml:space="preserve">Negative Marks: 0.25</w:t>
       </w:r>
     </w:p>
     <w:p>
-      <w:pPr>
-        <w:spacing w:after="0" w:before="0"/>
-      </w:pPr>
       <w:r>
-        <w:rPr>
-          <w:b w:val="0"/>
-          <w:sz w:val="21"/>
-        </w:rPr>
-        <w:t>Solution: Unequal, sluggish pupils are a late and ominous sign of rising intracranial pressure (uncal herniation); the other options are expected stroke deficits.</w:t>
+        <w:t xml:space="preserve"/>
       </w:r>
     </w:p>
     <w:p>
-      <w:pPr>
-        <w:spacing w:after="0" w:before="0"/>
-      </w:pPr>
       <w:r>
-        <w:rPr>
-          <w:b w:val="0"/>
-          <w:sz w:val="20"/>
-        </w:rPr>
-        <w:t>Positive Marks: 1</w:t>
+        <w:t xml:space="preserve">Question: The nurse is caring for a patient with a head injury who develops a fever. The nurse should:</w:t>
       </w:r>
     </w:p>
     <w:p>
-      <w:pPr>
-        <w:spacing w:after="160" w:before="0"/>
-      </w:pPr>
       <w:r>
-        <w:rPr>
-          <w:b w:val="0"/>
-          <w:sz w:val="20"/>
-        </w:rPr>
-        <w:t>Negative Marks: 0.25</w:t>
+        <w:t xml:space="preserve">(a) Treat the fever — hyperthermia increases cerebral metabolism and ICP</w:t>
       </w:r>
     </w:p>
     <w:p>
-      <w:pPr>
-        <w:spacing w:after="20" w:before="120"/>
-      </w:pPr>
       <w:r>
-        <w:rPr>
-          <w:b/>
-          <w:sz w:val="22"/>
-        </w:rPr>
-        <w:t>Question: What is the recommended HPV vaccination schedule for adolescent girls?</w:t>
+        <w:t xml:space="preserve">(b) Let the fever persist</w:t>
       </w:r>
     </w:p>
     <w:p>
-      <w:pPr>
-        <w:spacing w:after="0" w:before="0"/>
-      </w:pPr>
       <w:r>
-        <w:rPr>
-          <w:b w:val="0"/>
-          <w:sz w:val="22"/>
-        </w:rPr>
-        <w:t>(a) 3 doses, in 0,6,12 month interval&lt;15 years of age group</w:t>
+        <w:t xml:space="preserve">(c) Cool the patient below normal</w:t>
       </w:r>
     </w:p>
     <w:p>
-      <w:pPr>
-        <w:spacing w:after="0" w:before="0"/>
-      </w:pPr>
       <w:r>
-        <w:rPr>
-          <w:b w:val="0"/>
-          <w:sz w:val="22"/>
-        </w:rPr>
-        <w:t>(b) 3 doses, in 0,2.6 month interval 15 years of age group</w:t>
+        <w:t xml:space="preserve">(d) Ignore the fever</w:t>
       </w:r>
     </w:p>
     <w:p>
-      <w:pPr>
-        <w:spacing w:after="0" w:before="0"/>
-      </w:pPr>
       <w:r>
-        <w:rPr>
-          <w:b w:val="0"/>
-          <w:sz w:val="22"/>
-        </w:rPr>
-        <w:t>(c) 3 doses, in 0, 1, 6 month interval &lt;15 years of age group</w:t>
+        <w:t xml:space="preserve">Answer: a</w:t>
       </w:r>
     </w:p>
     <w:p>
-      <w:pPr>
-        <w:spacing w:after="0" w:before="0"/>
-      </w:pPr>
       <w:r>
-        <w:rPr>
-          <w:b w:val="0"/>
-          <w:sz w:val="22"/>
-        </w:rPr>
-        <w:t>(d) 2 doses, in 1,6 month interval 15 years of age group</w:t>
+        <w:t xml:space="preserve">Solution: Fever after head injury raises cerebral metabolic demand and ICP — the nurse treats fever (antipyretics, cooling) while investigating the cause (infection).</w:t>
       </w:r>
     </w:p>
     <w:p>
-      <w:pPr>
-        <w:spacing w:after="0" w:before="40"/>
-      </w:pPr>
       <w:r>
-        <w:rPr>
-          <w:b/>
-          <w:sz w:val="22"/>
-        </w:rPr>
-        <w:t>Answer: c</w:t>
+        <w:t xml:space="preserve">Positive Marks: 1</w:t>
       </w:r>
     </w:p>
     <w:p>
-      <w:pPr>
-        <w:spacing w:after="0" w:before="0"/>
-      </w:pPr>
       <w:r>
-        <w:rPr>
-          <w:b w:val="0"/>
-          <w:sz w:val="21"/>
-        </w:rPr>
-        <w:t>Solution: The recommended HPV vaccination schedule for adolescent girls is three doses given in a 0, 1, 6-month interval for those under 15 years of age (option B). The HPV vaccine protects against several strains of the human papillomavirus, which is a common sexually transmitted infection and a leading cause of cervical cancer. The three-dose schedule provides optimal protection against HPV and is recommended for girls and boys starting at age 11 or 12. The interval between doses allows for the development of an adequate immune response. It is important to follow the recommended schedule to ensure maximum effectiveness of the vaccine.</w:t>
+        <w:t xml:space="preserve">Negative Marks: 0.25</w:t>
       </w:r>
     </w:p>
     <w:p>
-      <w:pPr>
-        <w:spacing w:after="0" w:before="0"/>
-      </w:pPr>
       <w:r>
-        <w:rPr>
-          <w:b w:val="0"/>
-          <w:sz w:val="20"/>
-        </w:rPr>
-        <w:t>Positive Marks: 1</w:t>
+        <w:t xml:space="preserve"/>
       </w:r>
     </w:p>
     <w:p>
-      <w:pPr>
-        <w:spacing w:after="160" w:before="0"/>
-      </w:pPr>
       <w:r>
-        <w:rPr>
-          <w:b w:val="0"/>
-          <w:sz w:val="20"/>
-        </w:rPr>
-        <w:t>Negative Marks: 0.25</w:t>
+        <w:t xml:space="preserve">Question: A patient with a deep vein thrombosis is on anticoagulant therapy. Which laboratory test monitors warfarin?</w:t>
+      </w:r>
+    </w:p>
+    <w:p>
+      <w:r>
+        <w:t xml:space="preserve">(a) INR (international normalized ratio)</w:t>
+      </w:r>
+    </w:p>
+    <w:p>
+      <w:r>
+        <w:t xml:space="preserve">(b) aPTT</w:t>
+      </w:r>
+    </w:p>
+    <w:p>
+      <w:r>
+        <w:t xml:space="preserve">(c) Platelet count only</w:t>
+      </w:r>
+    </w:p>
+    <w:p>
+      <w:r>
+        <w:t xml:space="preserve">(d) Hemoglobin</w:t>
+      </w:r>
+    </w:p>
+    <w:p>
+      <w:r>
+        <w:t xml:space="preserve">Answer: a</w:t>
+      </w:r>
+    </w:p>
+    <w:p>
+      <w:r>
+        <w:t xml:space="preserve">Solution: Warfarin is monitored by PT/INR (therapeutic 2–3); heparin by aPTT. The nurse monitors for bleeding and teaches the patient about INR appointments.</w:t>
+      </w:r>
+    </w:p>
+    <w:p>
+      <w:r>
+        <w:t xml:space="preserve">Positive Marks: 1</w:t>
+      </w:r>
+    </w:p>
+    <w:p>
+      <w:r>
+        <w:t xml:space="preserve">Negative Marks: 0.25</w:t>
+      </w:r>
+    </w:p>
+    <w:p>
+      <w:r>
+        <w:t xml:space="preserve"/>
+      </w:r>
+    </w:p>
+    <w:p>
+      <w:r>
+        <w:t xml:space="preserve">Question: The nurse is providing care to a patient after a hip replacement. Which position prevents dislocation?</w:t>
+      </w:r>
+    </w:p>
+    <w:p>
+      <w:r>
+        <w:t xml:space="preserve">(a) Keep the hip abducted with an abduction pillow</w:t>
+      </w:r>
+    </w:p>
+    <w:p>
+      <w:r>
+        <w:t xml:space="preserve">(b) Cross the legs</w:t>
+      </w:r>
+    </w:p>
+    <w:p>
+      <w:r>
+        <w:t xml:space="preserve">(c) Flex the hip beyond 90 degrees</w:t>
+      </w:r>
+    </w:p>
+    <w:p>
+      <w:r>
+        <w:t xml:space="preserve">(d) Adduct the leg</w:t>
+      </w:r>
+    </w:p>
+    <w:p>
+      <w:r>
+        <w:t xml:space="preserve">Answer: a</w:t>
+      </w:r>
+    </w:p>
+    <w:p>
+      <w:r>
+        <w:t xml:space="preserve">Solution: After hip replacement, the hip is kept abducted (abduction pillow), with no crossing of legs, hip flexion &gt;90°, or internal rotation — preventing dislocation.</w:t>
+      </w:r>
+    </w:p>
+    <w:p>
+      <w:r>
+        <w:t xml:space="preserve">Positive Marks: 1</w:t>
+      </w:r>
+    </w:p>
+    <w:p>
+      <w:r>
+        <w:t xml:space="preserve">Negative Marks: 0.25</w:t>
       </w:r>
     </w:p>
     <w:sectPr>
       <w:pgSz w:w="12240" w:h="15840"/>
-      <w:pgMar w:top="864" w:right="1008" w:bottom="864" w:left="1008" w:header="720" w:footer="720" w:gutter="0"/>
+      <w:pgMar w:top="1440" w:right="1800" w:bottom="1440" w:left="1800" w:header="720" w:footer="720" w:gutter="0"/>
       <w:cols w:space="720"/>
       <w:docGrid w:linePitch="360"/>
     </w:sectPr>
@@ -2535,10 +1365,6 @@
     <w:name w:val="Normal"/>
     <w:qFormat/>
     <w:rsid w:val="00FC693F"/>
-    <w:rPr>
-      <w:rFonts w:ascii="Calibri" w:hAnsi="Calibri"/>
-      <w:sz w:val="22"/>
-    </w:rPr>
   </w:style>
   <w:style w:type="paragraph" w:styleId="Header">
     <w:name w:val="header"/>
